--- a/assets/docx/job-19_cover.docx
+++ b/assets/docx/job-19_cover.docx
@@ -64,42 +64,42 @@
     <w:p/>
     <w:p>
       <w:r>
-        <w:t>The work you describe for this team is entry lab support; CLS/MLT roles require CA</w:t>
+        <w:t>The work you describe for this team is steady bench throughput and careful documentation.</w:t>
       </w:r>
     </w:p>
     <w:p>
       <w:r>
-        <w:t>license; Lab Assistant more accessible. That is close to work I have actually done:</w:t>
+        <w:t>That is close to work I have actually done: running HPLC and column purification, QC</w:t>
       </w:r>
     </w:p>
     <w:p>
       <w:r>
-        <w:t>running HPLC and column purification, QC checks and GLP documentation, including flagging</w:t>
+        <w:t>checks and GLP documentation, including flagging anything out of specification and</w:t>
       </w:r>
     </w:p>
     <w:p>
       <w:r>
-        <w:t>anything out of specification and extracting, aliquoting, labeling and tracking samples so</w:t>
+        <w:t>extracting, aliquoting, labeling and tracking samples so the chain of records stays</w:t>
       </w:r>
     </w:p>
     <w:p>
       <w:r>
-        <w:t>the chain of records stays intact. I am comfortable being the person who keeps a bench</w:t>
+        <w:t>intact. I am comfortable being the person who keeps a bench tidy, a record complete and a</w:t>
       </w:r>
     </w:p>
     <w:p>
       <w:r>
-        <w:t>tidy, a record complete and a schedule kept. The last decade of running property</w:t>
+        <w:t>schedule kept. The last decade of running property operations on contract sharpened</w:t>
       </w:r>
     </w:p>
     <w:p>
       <w:r>
-        <w:t>operations on contract sharpened exactly that: inventory, vendor scheduling, compliance</w:t>
+        <w:t>exactly that: inventory, vendor scheduling, compliance paperwork and receipts that</w:t>
       </w:r>
     </w:p>
     <w:p>
       <w:r>
-        <w:t>paperwork and receipts that reconcile.</w:t>
+        <w:t>reconcile.</w:t>
       </w:r>
     </w:p>
     <w:p/>
@@ -503,10 +503,6 @@
     <w:name w:val="Normal"/>
     <w:qFormat/>
     <w:rsid w:val="00FC693F"/>
-    <w:rPr>
-      <w:rFonts w:ascii="Calibri" w:hAnsi="Calibri"/>
-      <w:sz w:val="21"/>
-    </w:rPr>
   </w:style>
   <w:style w:type="paragraph" w:styleId="Header">
     <w:name w:val="header"/>
